--- a/text/part1/02HazeENPF.docx
+++ b/text/part1/02HazeENPF.docx
@@ -362,12 +362,7 @@
     </w:p>
     <w:p>
       <w:r>
-        <w:t>Then I pulled up my route in the mask and was just about to set off—along the slope, away from the Gate—</w:t>
-      </w:r>
-    </w:p>
-    <w:p>
-      <w:r>
-        <w:t>when something stopped me.</w:t>
+        <w:t>Then I pulled up my route in the mask and was just about to set off—along the slope, away from the Gate—when something stopped me.</w:t>
       </w:r>
     </w:p>
     <w:p>
@@ -440,7 +435,6 @@
     </w:p>
     <w:p>
       <w:r>
-        <w:lastRenderedPageBreak/>
         <w:t xml:space="preserve">With a rueful sigh—and a quiet acknowledgment of my own stubbornness—I turned and headed back. </w:t>
       </w:r>
       <w:r>
@@ -463,6 +457,7 @@
     </w:p>
     <w:p>
       <w:r>
+        <w:lastRenderedPageBreak/>
         <w:t xml:space="preserve">I hadn’t even taken five steps when, right at the edge of the </w:t>
       </w:r>
       <w:r>
@@ -670,12 +665,12 @@
           <w:i/>
           <w:iCs/>
         </w:rPr>
+        <w:t>Well, damn.</w:t>
+      </w:r>
+    </w:p>
+    <w:p>
+      <w:r>
         <w:lastRenderedPageBreak/>
-        <w:t>Well, damn.</w:t>
-      </w:r>
-    </w:p>
-    <w:p>
-      <w:r>
         <w:t>Not only had I gained ten points in piking in under an hour—apparently, the NA had generously awarded me a full fifteen points in piloting for saddling the dragon.</w:t>
       </w:r>
     </w:p>
@@ -766,7 +761,13 @@
     </w:p>
     <w:p>
       <w:r>
-        <w:t>After a moment’s hesitation, I decided to give my eyes a rest. I removed the lens-mask and placed it into a small case at my belt.</w:t>
+        <w:t xml:space="preserve">After a moment’s hesitation, I decided to give my eyes a rest. I removed the lens-mask and placed </w:t>
+      </w:r>
+      <w:r>
+        <w:t>them</w:t>
+      </w:r>
+      <w:r>
+        <w:t xml:space="preserve"> into a small case at my belt.</w:t>
       </w:r>
     </w:p>
     <w:p>
@@ -791,7 +792,19 @@
     </w:p>
     <w:p>
       <w:r>
-        <w:t>Drawing the Bride from its sheath, I sliced off a hearty piece of the smoked meat, sprinkled it liberally with hell ash, and folded it into a flatbread. Then, without hesitation, I took a large bite.</w:t>
+        <w:t xml:space="preserve">Drawing the </w:t>
+      </w:r>
+      <w:r>
+        <w:t>‘b</w:t>
+      </w:r>
+      <w:r>
+        <w:t>ride</w:t>
+      </w:r>
+      <w:r>
+        <w:t>’</w:t>
+      </w:r>
+      <w:r>
+        <w:t xml:space="preserve"> from its sheath, I sliced off a hearty piece of the smoked meat, sprinkled it liberally with hell ash, and folded it into a flatbread. Then, without hesitation, I took a large bite.</w:t>
       </w:r>
     </w:p>
     <w:p>
@@ -1094,7 +1107,13 @@
     </w:p>
     <w:p>
       <w:r>
-        <w:t>I took the lens-mask from its case, put it on, and activated the Essence layer.</w:t>
+        <w:t xml:space="preserve">I took the lens-mask from its case, put </w:t>
+      </w:r>
+      <w:r>
+        <w:t xml:space="preserve">them </w:t>
+      </w:r>
+      <w:r>
+        <w:t xml:space="preserve"> on, and activated the Essence layer.</w:t>
       </w:r>
     </w:p>
     <w:p>
@@ -1225,7 +1244,16 @@
     </w:p>
     <w:p>
       <w:r>
-        <w:t>“Art—wait! Did you not hear what I said? I mean—” I began.</w:t>
+        <w:t>“Art—wait! Did you not hear what I said? I mean”</w:t>
+      </w:r>
+      <w:r>
+        <w:t xml:space="preserve"> </w:t>
+      </w:r>
+      <w:r>
+        <w:t>—</w:t>
+      </w:r>
+      <w:r>
+        <w:t xml:space="preserve"> I began.</w:t>
       </w:r>
     </w:p>
     <w:p>

--- a/text/part1/02HazeENPF.docx
+++ b/text/part1/02HazeENPF.docx
@@ -19,7 +19,13 @@
     </w:p>
     <w:p>
       <w:r>
-        <w:t>If you put yourself in the place of someone planning a strider team’s piking operation, the most obvious approach—at first glance—would be to focus on the area immediately surrounding the Gate. The logic seems straightforward: if the number of nuggets decreases with distance from the Gate, then the highest concentration should be found right next to it.</w:t>
+        <w:t xml:space="preserve">If you put yourself in the place of someone planning </w:t>
+      </w:r>
+      <w:r>
+        <w:t>a strider team’s picking operation</w:t>
+      </w:r>
+      <w:r>
+        <w:t>, the most obvious approach—at first glance—would be to focus on the area immediately surrounding the Gate. The logic seems straightforward: if the number of nuggets decreases with distance from the Gate, then the highest concentration should be found right next to it.</w:t>
       </w:r>
     </w:p>
     <w:p>
@@ -29,95 +35,110 @@
     </w:p>
     <w:p>
       <w:r>
-        <w:t xml:space="preserve">As I’ve already mentioned, nuggets form where the flow of the </w:t>
+        <w:t xml:space="preserve">As I’ve already mentioned, nuggets form where </w:t>
+      </w:r>
+      <w:r>
+        <w:t>the flow of the Storm creates vortices—something akin to dust devils</w:t>
+      </w:r>
+      <w:r>
+        <w:t>. Such a vortex draws Essence inward, forming a zone where its concentration rises to very high levels. And if that zone lies adjacent to a sufficiently large rock mass, the Essence begins to accumulate—“depositing” within the stone and eventually forming a nugget.</w:t>
+      </w:r>
+    </w:p>
+    <w:p>
+      <w:r>
+        <w:t xml:space="preserve">However, such vortices do not form in the immediate vicinity of the Gate. Presumably, this is because the </w:t>
       </w:r>
       <w:r>
         <w:t>Storm</w:t>
       </w:r>
       <w:r>
-        <w:t xml:space="preserve"> creates whirl-like formations—something akin to dust devils. Such a vortex draws Essence inward, forming a zone where its concentration rises to very high levels. And if that zone lies adjacent to a sufficiently large rock mass, the Essence begins to accumulate—“depositing” within the stone and eventually forming a nugget.</w:t>
-      </w:r>
-    </w:p>
-    <w:p>
-      <w:r>
-        <w:t xml:space="preserve">However, such vortices do not form in the immediate vicinity of the Gate. Presumably, this is because the </w:t>
+        <w:t xml:space="preserve">’s flow there is simply too strong—it sweeps away any nascent formations before they can stabilize. As a result, the zone where nuggets actually form begins </w:t>
+      </w:r>
+      <w:r>
+        <w:t>a couple of</w:t>
+      </w:r>
+      <w:r>
+        <w:t xml:space="preserve"> kilometers away from the Gate.</w:t>
+      </w:r>
+    </w:p>
+    <w:p>
+      <w:r>
+        <w:t xml:space="preserve">Beyond that, the “working” section of this zone can stretch anywhere from a few to several dozen kilometers, depending on the terrain. Within this area, the density and size of nuggets depend less on distance from the Gate and more on the nature of the landscape itself—how many dense, monolithic rock formations are present, how they are arranged, and to what extent they shield one another from the flow of the </w:t>
       </w:r>
       <w:r>
         <w:t>Storm</w:t>
       </w:r>
       <w:r>
-        <w:t xml:space="preserve">’s flow there is simply too strong—it sweeps away any nascent formations before they can stabilize. As a result, the zone where nuggets actually form begins </w:t>
-      </w:r>
-      <w:r>
-        <w:t>a couple of</w:t>
-      </w:r>
-      <w:r>
-        <w:t xml:space="preserve"> kilometers away from the Gate.</w:t>
-      </w:r>
-    </w:p>
-    <w:p>
-      <w:r>
-        <w:t xml:space="preserve">Beyond that, the “working” section of this zone can stretch anywhere from a few to several dozen kilometers, depending on the terrain. Within this area, the density and size of nuggets depend less on distance from the Gate and more on the nature of the landscape itself—how many dense, monolithic rock formations are present, how they are arranged, and to what extent they shield one another from the flow of the </w:t>
+        <w:t>.</w:t>
+      </w:r>
+    </w:p>
+    <w:p>
+      <w:r>
+        <w:t xml:space="preserve">Typically, the most extended portion of the working zone lies in areas where the terrain gradually slopes downward—along descending inclines—without abrupt cliffs or sharp drops, and without major mountain ridges cutting across the flow. Unlike ordinary wind, the </w:t>
       </w:r>
       <w:r>
         <w:t>Storm</w:t>
       </w:r>
       <w:r>
+        <w:t xml:space="preserve"> tends to press itself close to the ground, skimming along the surface. But in areas with sudden changes in elevation, it seems unable to descend quickly enough, instead passing over lower ground—leaving those areas with little chance of nugget formation.</w:t>
+      </w:r>
+    </w:p>
+    <w:p>
+      <w:r>
+        <w:t xml:space="preserve">Based on this understanding, </w:t>
+      </w:r>
+      <w:r>
+        <w:t>ARC analysts have long since developed guidelines</w:t>
+      </w:r>
+      <w:r>
+        <w:t xml:space="preserve"> </w:t>
+      </w:r>
+      <w:r>
+        <w:t xml:space="preserve">for team leaders </w:t>
+      </w:r>
+      <w:r>
+        <w:t>planning picking routes</w:t>
+      </w:r>
+      <w:r>
+        <w:t>. According to these recommendations, the optimal approach is to arrange strider routes in a fan-like pattern, positioned on the side of the Gate that best matches the conditions described above. The fan shape itself is not a strict requirement—routes may also run in parallel—but for effective coverage, it is essential that striders operate at least several hundred meters apart.</w:t>
+      </w:r>
+    </w:p>
+    <w:p>
+      <w:r>
+        <w:t>This approach has another advantage.</w:t>
+      </w:r>
+    </w:p>
+    <w:p>
+      <w:r>
+        <w:t xml:space="preserve">The Reds quickly “worked out” ARC’s methodology and developed a strategy of their own. Crucially, they typically arrive at Gates where a </w:t>
+      </w:r>
+      <w:r>
+        <w:t>Storm</w:t>
+      </w:r>
+      <w:r>
+        <w:t xml:space="preserve"> has just passed later than ARC striders do—a difference explained by our superior organization and technical capabilities. As a result, it is far more practical for them to choose directions outside the sector usually covered by ARC teams. This is what they most often do—especially since there is generally more than enough territory for everyone.</w:t>
+      </w:r>
+    </w:p>
+    <w:p>
+      <w:r>
+        <w:t xml:space="preserve">Over time, this has led to the emergence of informal “zones of influence” around each Gate in every Variant—areas where one group of striders or </w:t>
+      </w:r>
+      <w:r>
+        <w:t>the other</w:t>
+      </w:r>
+      <w:r>
+        <w:t xml:space="preserve"> tends to operate. This arrangement has significantly reduced tension and minimized direct conflict.</w:t>
+      </w:r>
+    </w:p>
+    <w:p>
+      <w:r>
+        <w:t xml:space="preserve">I mention all this because this established pattern formed the basis of </w:t>
+      </w:r>
+      <w:r>
+        <w:t>our current picking plan</w:t>
+      </w:r>
+      <w:r>
         <w:t>.</w:t>
-      </w:r>
-    </w:p>
-    <w:p>
-      <w:r>
-        <w:t xml:space="preserve">Typically, the most extended portion of the working zone lies in areas where the terrain gradually slopes downward—along descending inclines—without abrupt cliffs or sharp drops, and without major mountain ridges cutting across the flow. Unlike ordinary wind, the </w:t>
-      </w:r>
-      <w:r>
-        <w:t>Storm</w:t>
-      </w:r>
-      <w:r>
-        <w:t xml:space="preserve"> tends to press itself close to the ground, skimming along the surface. But in areas with sudden changes in elevation, it seems unable to descend quickly enough, instead passing over lower ground—leaving those areas with little chance of nugget formation.</w:t>
-      </w:r>
-    </w:p>
-    <w:p>
-      <w:r>
-        <w:t xml:space="preserve">Based on this understanding, analysts at the </w:t>
-      </w:r>
-      <w:r>
-        <w:t>ARC</w:t>
-      </w:r>
-      <w:r>
-        <w:t xml:space="preserve"> have long since developed guidelines for team leaders planning piking routes. According to these recommendations, the optimal approach is to arrange strider routes in a fan-like pattern, positioned on the side of the Gate that best matches the conditions described above. The fan shape itself is not a strict requirement—routes may also run in parallel—but for effective coverage, it is essential that striders operate at least several hundred meters apart.</w:t>
-      </w:r>
-    </w:p>
-    <w:p>
-      <w:r>
-        <w:t>This approach has another advantage.</w:t>
-      </w:r>
-    </w:p>
-    <w:p>
-      <w:r>
-        <w:t xml:space="preserve">The Reds quickly “worked out” ARC’s methodology and developed a strategy of their own. Crucially, they typically arrive at Gates where a </w:t>
-      </w:r>
-      <w:r>
-        <w:t>Storm</w:t>
-      </w:r>
-      <w:r>
-        <w:t xml:space="preserve"> has just passed later than ARC striders do—a difference explained by our superior organization and technical capabilities. As a result, it is far more practical for them to choose directions outside the sector usually covered by ARC teams. This is what they most often do—especially since there is generally more than enough territory for everyone.</w:t>
-      </w:r>
-    </w:p>
-    <w:p>
-      <w:r>
-        <w:t xml:space="preserve">Over time, this has led to the emergence of informal “zones of influence” around each Gate in every Variant—areas where one group of striders or </w:t>
-      </w:r>
-      <w:r>
-        <w:t>the other</w:t>
-      </w:r>
-      <w:r>
-        <w:t xml:space="preserve"> tends to operate. This arrangement has significantly reduced tension and minimized direct conflict.</w:t>
-      </w:r>
-    </w:p>
-    <w:p>
-      <w:r>
-        <w:t>I mention all this because this established pattern formed the basis of our current piking plan.</w:t>
       </w:r>
     </w:p>
     <w:p>
@@ -204,7 +225,13 @@
     </w:p>
     <w:p>
       <w:r>
-        <w:t>Before me stretched a broad canyon, formed by two relatively gentle slopes. Its surface alternated between rocky outcrops scattered with small crags and flatter patches covered in sparse alpine vegetation. I would be moving through this broken terrain on foot wherever possible—and riding Korg across the sections that proved impassable.</w:t>
+        <w:t xml:space="preserve">Before me stretched a broad canyon, formed by two relatively gentle slopes. Its surface alternated between rocky outcrops scattered with small crags and </w:t>
+      </w:r>
+      <w:r>
+        <w:t>flatter patches covered in sparse mountain vegetation</w:t>
+      </w:r>
+      <w:r>
+        <w:t>. I would be moving through this broken terrain on foot wherever possible—and riding Korg across the sections that proved impassable.</w:t>
       </w:r>
     </w:p>
     <w:p>
@@ -218,7 +245,13 @@
         <w:t>arn</w:t>
       </w:r>
       <w:r>
-        <w:t xml:space="preserve"> already moving away from him. Judging by the scene, Art was ready to begin and had released his dragon to hunt—a common practice during pikings.</w:t>
+        <w:t xml:space="preserve"> already moving away from him. Judging by the scene, Art was ready to begin and had released his dragon to hunt—</w:t>
+      </w:r>
+      <w:r>
+        <w:t>a common practice during picking operations</w:t>
+      </w:r>
+      <w:r>
+        <w:t>.</w:t>
       </w:r>
     </w:p>
     <w:p>
@@ -270,7 +303,10 @@
     </w:p>
     <w:p>
       <w:r>
-        <w:t xml:space="preserve">During this piking—and, in fact, throughout this Variant—our masks took the form not of </w:t>
+        <w:t>During this picking operation</w:t>
+      </w:r>
+      <w:r>
+        <w:t xml:space="preserve">—and, in fact, throughout this Variant—our masks took the form not of </w:t>
       </w:r>
       <w:r>
         <w:t>glasses</w:t>
@@ -409,9 +445,6 @@
         <w:t xml:space="preserve">I scanned the area around me. The Essence field </w:t>
       </w:r>
       <w:r>
-        <w:rPr>
-          <w:lang w:val="en-US"/>
-        </w:rPr>
         <w:t>scanner</w:t>
       </w:r>
       <w:r>
@@ -561,7 +594,7 @@
     </w:p>
     <w:p>
       <w:r>
-        <w:t>My luck, it seemed, had expanded into an entire “mushroom clearing.”</w:t>
+        <w:t>My luck, it seemed, had led me straight into a whole “mushroom patch.”</w:t>
       </w:r>
     </w:p>
     <w:p>
@@ -586,32 +619,17 @@
     </w:p>
     <w:p>
       <w:r>
-        <w:t>Ma</w:t>
-      </w:r>
-      <w:r>
-        <w:t>c</w:t>
-      </w:r>
-    </w:p>
-    <w:p>
-      <w:r>
-        <w:t xml:space="preserve">Agent, </w:t>
-      </w:r>
-      <w:r>
-        <w:t xml:space="preserve">First </w:t>
-      </w:r>
-      <w:r>
-        <w:t>Rank</w:t>
-      </w:r>
-    </w:p>
-    <w:p>
-      <w:r>
-        <w:t xml:space="preserve">Essence Picker, </w:t>
-      </w:r>
-      <w:r>
-        <w:t xml:space="preserve">First </w:t>
-      </w:r>
-      <w:r>
-        <w:t>Class</w:t>
+        <w:t>Mac</w:t>
+      </w:r>
+    </w:p>
+    <w:p>
+      <w:r>
+        <w:t>Agent, First Rank</w:t>
+      </w:r>
+    </w:p>
+    <w:p>
+      <w:r>
+        <w:t>Essence Picker, First Class</w:t>
       </w:r>
     </w:p>
     <w:p>
@@ -624,7 +642,10 @@
         <w:t>-</w:t>
       </w:r>
       <w:r>
-        <w:t xml:space="preserve"> Piking — 11 (+10)</w:t>
+        <w:t xml:space="preserve"> </w:t>
+      </w:r>
+      <w:r>
+        <w:t>Picking — 11 (+10)</w:t>
       </w:r>
     </w:p>
     <w:p>
@@ -671,7 +692,13 @@
     <w:p>
       <w:r>
         <w:lastRenderedPageBreak/>
-        <w:t>Not only had I gained ten points in piking in under an hour—apparently, the NA had generously awarded me a full fifteen points in piloting for saddling the dragon.</w:t>
+        <w:t xml:space="preserve">Not only had I gained </w:t>
+      </w:r>
+      <w:r>
+        <w:t>ten points in Picking</w:t>
+      </w:r>
+      <w:r>
+        <w:t xml:space="preserve"> in under an hour—apparently, the NA had generously awarded me a full fifteen points in piloting for saddling the dragon.</w:t>
       </w:r>
     </w:p>
     <w:p>
@@ -732,42 +759,18 @@
     </w:p>
     <w:p>
       <w:r>
-        <w:t xml:space="preserve">To fully shift out of work mode, I switched off the Essence scanning </w:t>
-      </w:r>
-      <w:r>
-        <w:t>L</w:t>
-      </w:r>
-      <w:r>
-        <w:t xml:space="preserve">ayer in the mask, along with </w:t>
-      </w:r>
-      <w:r>
-        <w:t>M</w:t>
-      </w:r>
-      <w:r>
-        <w:t>ap</w:t>
-      </w:r>
-      <w:r>
-        <w:t>s</w:t>
-      </w:r>
-      <w:r>
-        <w:t xml:space="preserve"> </w:t>
-      </w:r>
-      <w:r>
-        <w:t>L</w:t>
-      </w:r>
-      <w:r>
-        <w:t>ayer showing my route.</w:t>
-      </w:r>
-    </w:p>
-    <w:p>
-      <w:r>
-        <w:t xml:space="preserve">After a moment’s hesitation, I decided to give my eyes a rest. I removed the lens-mask and placed </w:t>
-      </w:r>
-      <w:r>
-        <w:t>them</w:t>
-      </w:r>
-      <w:r>
-        <w:t xml:space="preserve"> into a small case at my belt.</w:t>
+        <w:t xml:space="preserve">To fully shift out of work mode, </w:t>
+      </w:r>
+      <w:r>
+        <w:t>I switched off the Essence Layer in the mask, along with the Maps Layer showing my route.</w:t>
+      </w:r>
+    </w:p>
+    <w:p>
+      <w:r>
+        <w:t xml:space="preserve">After a moment’s hesitation, I decided to give my eyes a rest. </w:t>
+      </w:r>
+      <w:r>
+        <w:t>I removed the lens-mask and placed it into a small case at my belt.</w:t>
       </w:r>
     </w:p>
     <w:p>
@@ -778,6 +781,9 @@
     <w:p>
       <w:r>
         <w:t xml:space="preserve">Inside were several thick, fragrant rustic flatbreads, a generous piece of smoked meat, and two small round wooden containers with tight-fitting lids—one with salt, the other with </w:t>
+      </w:r>
+      <w:r>
+        <w:t>‘</w:t>
       </w:r>
       <w:r>
         <w:rPr>
@@ -787,7 +793,39 @@
         <w:t>hell ash</w:t>
       </w:r>
       <w:r>
-        <w:t>, a traditional local spice blend of a vivid orange color. It served not only as seasoning, but also as a disinfectant. It was said that even raw meat or fish could be eaten safely, provided it was fresh enough and generously seasoned with hell ash.</w:t>
+        <w:rPr>
+          <w:i/>
+          <w:iCs/>
+        </w:rPr>
+        <w:t>,</w:t>
+      </w:r>
+      <w:r>
+        <w:rPr>
+          <w:i/>
+          <w:iCs/>
+        </w:rPr>
+        <w:t>’</w:t>
+      </w:r>
+      <w:r>
+        <w:t xml:space="preserve"> a traditional local spice blend of a vivid orange color. </w:t>
+      </w:r>
+      <w:r>
+        <w:t>It served not only as seasoning, but also as an antimicrobial</w:t>
+      </w:r>
+      <w:r>
+        <w:t xml:space="preserve">. It was said that even raw meat or fish could be eaten safely, provided it was fresh enough and generously seasoned with </w:t>
+      </w:r>
+      <w:r>
+        <w:t>‘</w:t>
+      </w:r>
+      <w:r>
+        <w:t>hell ash</w:t>
+      </w:r>
+      <w:r>
+        <w:t>’</w:t>
+      </w:r>
+      <w:r>
+        <w:t>.</w:t>
       </w:r>
     </w:p>
     <w:p>
@@ -804,18 +842,39 @@
         <w:t>’</w:t>
       </w:r>
       <w:r>
-        <w:t xml:space="preserve"> from its sheath, I sliced off a hearty piece of the smoked meat, sprinkled it liberally with hell ash, and folded it into a flatbread. Then, without hesitation, I took a large bite.</w:t>
-      </w:r>
-    </w:p>
-    <w:p>
-      <w:r>
-        <w:t xml:space="preserve">I was struck by how the hell ash transformed my simple </w:t>
-      </w:r>
-      <w:r>
-        <w:t>flatbread wrap</w:t>
-      </w:r>
-      <w:r>
-        <w:t xml:space="preserve"> into something almost exquisite—rich, complex, impossible to put down.</w:t>
+        <w:t xml:space="preserve"> from its sheath, I sliced off a hearty piece of the smoked meat, sprinkled it liberally with </w:t>
+      </w:r>
+      <w:r>
+        <w:t>‘</w:t>
+      </w:r>
+      <w:r>
+        <w:t>hell ash</w:t>
+      </w:r>
+      <w:r>
+        <w:t>,</w:t>
+      </w:r>
+      <w:r>
+        <w:t>’</w:t>
+      </w:r>
+      <w:r>
+        <w:t xml:space="preserve"> and folded it into a flatbread. Then, without hesitation, I took a large bite.</w:t>
+      </w:r>
+    </w:p>
+    <w:p>
+      <w:r>
+        <w:t xml:space="preserve">I was struck by how the </w:t>
+      </w:r>
+      <w:r>
+        <w:t>‘</w:t>
+      </w:r>
+      <w:r>
+        <w:t>hell ash</w:t>
+      </w:r>
+      <w:r>
+        <w:t>’</w:t>
+      </w:r>
+      <w:r>
+        <w:t xml:space="preserve"> transformed my simple flatbread wrap into something almost exquisite—rich, complex, impossible to put down.</w:t>
       </w:r>
     </w:p>
     <w:p>
@@ -830,7 +889,10 @@
     </w:p>
     <w:p>
       <w:r>
-        <w:t>During pikings—especially on the first day—every minute mattered. Among ARC striders, wasting time in the field was considered poor form. That didn’t mean denying ourselves sleep or rest—only that we were expected to use our time wisely.</w:t>
+        <w:t>During picking operations—especially on the first day—every minute mattered.</w:t>
+      </w:r>
+      <w:r>
+        <w:t xml:space="preserve"> Among ARC striders, wasting time in the field was considered poor form. That didn’t mean denying ourselves sleep or rest—only that we were expected to use our time wisely.</w:t>
       </w:r>
     </w:p>
     <w:p>
@@ -1046,16 +1108,17 @@
     </w:p>
     <w:p>
       <w:r>
-        <w:t>It was like—</w:t>
-      </w:r>
-    </w:p>
-    <w:p>
-      <w:pPr>
         <w:rPr>
           <w:i/>
           <w:iCs/>
         </w:rPr>
-      </w:pPr>
+        <w:t>It was like—</w:t>
+      </w:r>
+      <w:r>
+        <w:t xml:space="preserve"> </w:t>
+      </w:r>
+    </w:p>
+    <w:p>
       <w:r>
         <w:rPr>
           <w:i/>
@@ -1063,25 +1126,29 @@
         </w:rPr>
         <w:t>motion held in place.</w:t>
       </w:r>
-    </w:p>
-    <w:p>
-      <w:pPr>
+      <w:r>
+        <w:t xml:space="preserve"> </w:t>
+      </w:r>
+    </w:p>
+    <w:p>
+      <w:r>
         <w:rPr>
           <w:i/>
           <w:iCs/>
         </w:rPr>
-      </w:pPr>
+        <w:lastRenderedPageBreak/>
+        <w:t>Movement within itself.</w:t>
+      </w:r>
+      <w:r>
+        <w:t xml:space="preserve"> </w:t>
+      </w:r>
+    </w:p>
+    <w:p>
       <w:r>
         <w:rPr>
           <w:i/>
           <w:iCs/>
         </w:rPr>
-        <w:lastRenderedPageBreak/>
-        <w:t>movement within itself.</w:t>
-      </w:r>
-    </w:p>
-    <w:p>
-      <w:r>
         <w:t>A haze.</w:t>
       </w:r>
     </w:p>
@@ -1107,13 +1174,7 @@
     </w:p>
     <w:p>
       <w:r>
-        <w:t xml:space="preserve">I took the lens-mask from its case, put </w:t>
-      </w:r>
-      <w:r>
-        <w:t xml:space="preserve">them </w:t>
-      </w:r>
-      <w:r>
-        <w:t xml:space="preserve"> on, and activated the Essence layer.</w:t>
+        <w:t>I took the lens-mask from its case, put it on, and activated the Essence Layer.</w:t>
       </w:r>
     </w:p>
     <w:p>
@@ -1208,13 +1269,13 @@
     </w:p>
     <w:p>
       <w:r>
-        <w:t xml:space="preserve">“What do you mean? I can see it too—the scanner </w:t>
-      </w:r>
-      <w:r>
-        <w:t>L</w:t>
-      </w:r>
-      <w:r>
-        <w:t>ayer’s on.”</w:t>
+        <w:t>“What do you mean? I can see it too—</w:t>
+      </w:r>
+      <w:r>
+        <w:t>the Essence Layer’s on</w:t>
+      </w:r>
+      <w:r>
+        <w:t>.”</w:t>
       </w:r>
     </w:p>
     <w:p>
@@ -1244,16 +1305,7 @@
     </w:p>
     <w:p>
       <w:r>
-        <w:t>“Art—wait! Did you not hear what I said? I mean”</w:t>
-      </w:r>
-      <w:r>
-        <w:t xml:space="preserve"> </w:t>
-      </w:r>
-      <w:r>
-        <w:t>—</w:t>
-      </w:r>
-      <w:r>
-        <w:t xml:space="preserve"> I began.</w:t>
+        <w:t>“Art—wait! Did you not hear what I said? I mean—” I began.</w:t>
       </w:r>
     </w:p>
     <w:p>
